--- a/Fase 1/Evidencias Individuales/Gonzalez_Martina_1.1_APT122_AutoevaluacionCompetenciasFase1.docx
+++ b/Fase 1/Evidencias Individuales/Gonzalez_Martina_1.1_APT122_AutoevaluacionCompetenciasFase1.docx
@@ -191,25 +191,7 @@
           <w:sz w:val="24"/>
           <w:szCs w:val="24"/>
         </w:rPr>
-        <w:t xml:space="preserve">Piensa en tu proceso de aprendizaje durante el tiempo que has </w:t>
-      </w:r>
-      <w:proofErr w:type="gramStart"/>
-      <w:r>
-        <w:rPr>
-          <w:rFonts w:eastAsiaTheme="majorEastAsia"/>
-          <w:sz w:val="24"/>
-          <w:szCs w:val="24"/>
-        </w:rPr>
-        <w:t>estudiando</w:t>
-      </w:r>
-      <w:proofErr w:type="gramEnd"/>
-      <w:r>
-        <w:rPr>
-          <w:rFonts w:eastAsiaTheme="majorEastAsia"/>
-          <w:sz w:val="24"/>
-          <w:szCs w:val="24"/>
-        </w:rPr>
-        <w:t xml:space="preserve"> en Duoc UC y evalúa el nivel de logro que alcanzaste en cada competencia de tu plan de estudio. </w:t>
+        <w:t xml:space="preserve">Piensa en tu proceso de aprendizaje durante el tiempo que has estudiando en Duoc UC y evalúa el nivel de logro que alcanzaste en cada competencia de tu plan de estudio. </w:t>
       </w:r>
     </w:p>
     <w:p>
@@ -1452,27 +1434,7 @@
                 <w:sz w:val="18"/>
                 <w:szCs w:val="18"/>
               </w:rPr>
-              <w:t xml:space="preserve">He trabajado configurando entornos con Flask, Python, MySQL y </w:t>
-            </w:r>
-            <w:proofErr w:type="spellStart"/>
-            <w:r>
-              <w:rPr>
-                <w:b/>
-                <w:bCs/>
-                <w:sz w:val="18"/>
-                <w:szCs w:val="18"/>
-              </w:rPr>
-              <w:t>SQLAlchemy</w:t>
-            </w:r>
-            <w:proofErr w:type="spellEnd"/>
-            <w:r>
-              <w:rPr>
-                <w:b/>
-                <w:bCs/>
-                <w:sz w:val="18"/>
-                <w:szCs w:val="18"/>
-              </w:rPr>
-              <w:t xml:space="preserve"> en proyectos</w:t>
+              <w:t>He trabajado configurando entornos con Flask, Python, MySQL y SQLAlchemy en proyectos</w:t>
             </w:r>
           </w:p>
         </w:tc>
@@ -1799,47 +1761,7 @@
                 <w:sz w:val="18"/>
                 <w:szCs w:val="18"/>
               </w:rPr>
-              <w:t xml:space="preserve"> </w:t>
-            </w:r>
-            <w:proofErr w:type="spellStart"/>
-            <w:r>
-              <w:rPr>
-                <w:b/>
-                <w:bCs/>
-                <w:sz w:val="18"/>
-                <w:szCs w:val="18"/>
-              </w:rPr>
-              <w:t>PickMeUp</w:t>
-            </w:r>
-            <w:proofErr w:type="spellEnd"/>
-            <w:r>
-              <w:rPr>
-                <w:b/>
-                <w:bCs/>
-                <w:sz w:val="18"/>
-                <w:szCs w:val="18"/>
-              </w:rPr>
-              <w:t xml:space="preserve">, </w:t>
-            </w:r>
-            <w:proofErr w:type="spellStart"/>
-            <w:r>
-              <w:rPr>
-                <w:b/>
-                <w:bCs/>
-                <w:sz w:val="18"/>
-                <w:szCs w:val="18"/>
-              </w:rPr>
-              <w:t>Ferremas</w:t>
-            </w:r>
-            <w:proofErr w:type="spellEnd"/>
-            <w:r>
-              <w:rPr>
-                <w:b/>
-                <w:bCs/>
-                <w:sz w:val="18"/>
-                <w:szCs w:val="18"/>
-              </w:rPr>
-              <w:t xml:space="preserve"> entre otras</w:t>
+              <w:t xml:space="preserve"> PickMeUp</w:t>
             </w:r>
             <w:r>
               <w:rPr>
@@ -1848,47 +1770,7 @@
                 <w:sz w:val="18"/>
                 <w:szCs w:val="18"/>
               </w:rPr>
-              <w:t xml:space="preserve"> utilizando Flask, Python, </w:t>
-            </w:r>
-            <w:proofErr w:type="spellStart"/>
-            <w:r>
-              <w:rPr>
-                <w:b/>
-                <w:bCs/>
-                <w:sz w:val="18"/>
-                <w:szCs w:val="18"/>
-              </w:rPr>
-              <w:t>Ionic</w:t>
-            </w:r>
-            <w:proofErr w:type="spellEnd"/>
-            <w:r>
-              <w:rPr>
-                <w:b/>
-                <w:bCs/>
-                <w:sz w:val="18"/>
-                <w:szCs w:val="18"/>
-              </w:rPr>
-              <w:t xml:space="preserve">, </w:t>
-            </w:r>
-            <w:proofErr w:type="spellStart"/>
-            <w:r>
-              <w:rPr>
-                <w:b/>
-                <w:bCs/>
-                <w:sz w:val="18"/>
-                <w:szCs w:val="18"/>
-              </w:rPr>
-              <w:t>React</w:t>
-            </w:r>
-            <w:proofErr w:type="spellEnd"/>
-            <w:r>
-              <w:rPr>
-                <w:b/>
-                <w:bCs/>
-                <w:sz w:val="18"/>
-                <w:szCs w:val="18"/>
-              </w:rPr>
-              <w:t xml:space="preserve">, </w:t>
+              <w:t>, Ferremas entre otras</w:t>
             </w:r>
             <w:r>
               <w:rPr>
@@ -1897,9 +1779,8 @@
                 <w:sz w:val="18"/>
                 <w:szCs w:val="18"/>
               </w:rPr>
-              <w:t xml:space="preserve">Angular, MySQL y </w:t>
+              <w:t xml:space="preserve"> utilizando Flask, Python, Ionic, </w:t>
             </w:r>
-            <w:proofErr w:type="spellStart"/>
             <w:r>
               <w:rPr>
                 <w:b/>
@@ -1907,9 +1788,8 @@
                 <w:sz w:val="18"/>
                 <w:szCs w:val="18"/>
               </w:rPr>
-              <w:t>APIs</w:t>
+              <w:t xml:space="preserve">React, </w:t>
             </w:r>
-            <w:proofErr w:type="spellEnd"/>
             <w:r>
               <w:rPr>
                 <w:b/>
@@ -1917,7 +1797,7 @@
                 <w:sz w:val="18"/>
                 <w:szCs w:val="18"/>
               </w:rPr>
-              <w:t xml:space="preserve"> externas</w:t>
+              <w:t>Angular, MySQL y APIs externas</w:t>
             </w:r>
           </w:p>
         </w:tc>
@@ -2225,9 +2105,30 @@
                 <w:sz w:val="18"/>
                 <w:szCs w:val="18"/>
               </w:rPr>
-              <w:t xml:space="preserve">He trabajado con SQL, MySQL y </w:t>
+              <w:t>He trabajado con SQL, MySQL y SQLAlchemy para crear, consultar y modificar información en proyectos</w:t>
             </w:r>
-            <w:proofErr w:type="spellStart"/>
+          </w:p>
+        </w:tc>
+      </w:tr>
+      <w:tr>
+        <w:trPr>
+          <w:trHeight w:val="591"/>
+          <w:jc w:val="center"/>
+        </w:trPr>
+        <w:tc>
+          <w:tcPr>
+            <w:tcW w:w="1931" w:type="dxa"/>
+          </w:tcPr>
+          <w:p>
+            <w:pPr>
+              <w:jc w:val="center"/>
+              <w:rPr>
+                <w:b/>
+                <w:bCs/>
+                <w:sz w:val="18"/>
+                <w:szCs w:val="18"/>
+              </w:rPr>
+            </w:pPr>
             <w:r>
               <w:rPr>
                 <w:b/>
@@ -2235,9 +2136,56 @@
                 <w:sz w:val="18"/>
                 <w:szCs w:val="18"/>
               </w:rPr>
-              <w:t>SQLAlchemy</w:t>
+              <w:t>Realizar pruebas de calidad</w:t>
             </w:r>
-            <w:proofErr w:type="spellEnd"/>
+          </w:p>
+        </w:tc>
+        <w:tc>
+          <w:tcPr>
+            <w:tcW w:w="1017" w:type="dxa"/>
+          </w:tcPr>
+          <w:p>
+            <w:pPr>
+              <w:jc w:val="center"/>
+              <w:rPr>
+                <w:b/>
+                <w:bCs/>
+                <w:sz w:val="18"/>
+                <w:szCs w:val="18"/>
+              </w:rPr>
+            </w:pPr>
+          </w:p>
+        </w:tc>
+        <w:tc>
+          <w:tcPr>
+            <w:tcW w:w="926" w:type="dxa"/>
+          </w:tcPr>
+          <w:p>
+            <w:pPr>
+              <w:jc w:val="center"/>
+              <w:rPr>
+                <w:b/>
+                <w:bCs/>
+                <w:sz w:val="18"/>
+                <w:szCs w:val="18"/>
+              </w:rPr>
+            </w:pPr>
+          </w:p>
+        </w:tc>
+        <w:tc>
+          <w:tcPr>
+            <w:tcW w:w="1055" w:type="dxa"/>
+          </w:tcPr>
+          <w:p>
+            <w:pPr>
+              <w:jc w:val="center"/>
+              <w:rPr>
+                <w:b/>
+                <w:bCs/>
+                <w:sz w:val="18"/>
+                <w:szCs w:val="18"/>
+              </w:rPr>
+            </w:pPr>
             <w:r>
               <w:rPr>
                 <w:b/>
@@ -2245,7 +2193,64 @@
                 <w:sz w:val="18"/>
                 <w:szCs w:val="18"/>
               </w:rPr>
-              <w:t xml:space="preserve"> para crear, consultar y modificar información en proyectos</w:t>
+              <w:t>x</w:t>
+            </w:r>
+          </w:p>
+        </w:tc>
+        <w:tc>
+          <w:tcPr>
+            <w:tcW w:w="1187" w:type="dxa"/>
+          </w:tcPr>
+          <w:p>
+            <w:pPr>
+              <w:jc w:val="center"/>
+              <w:rPr>
+                <w:b/>
+                <w:bCs/>
+                <w:sz w:val="18"/>
+                <w:szCs w:val="18"/>
+              </w:rPr>
+            </w:pPr>
+          </w:p>
+        </w:tc>
+        <w:tc>
+          <w:tcPr>
+            <w:tcW w:w="1250" w:type="dxa"/>
+          </w:tcPr>
+          <w:p>
+            <w:pPr>
+              <w:jc w:val="center"/>
+              <w:rPr>
+                <w:b/>
+                <w:bCs/>
+                <w:sz w:val="18"/>
+                <w:szCs w:val="18"/>
+              </w:rPr>
+            </w:pPr>
+          </w:p>
+        </w:tc>
+        <w:tc>
+          <w:tcPr>
+            <w:tcW w:w="2557" w:type="dxa"/>
+          </w:tcPr>
+          <w:p>
+            <w:pPr>
+              <w:jc w:val="center"/>
+              <w:rPr>
+                <w:b/>
+                <w:bCs/>
+                <w:sz w:val="18"/>
+                <w:szCs w:val="18"/>
+              </w:rPr>
+            </w:pPr>
+            <w:r>
+              <w:rPr>
+                <w:b/>
+                <w:bCs/>
+                <w:sz w:val="18"/>
+                <w:szCs w:val="18"/>
+              </w:rPr>
+              <w:t>He realizado pruebas y debugging en mis proyectos, pero aún necesito fortalecer las pruebas unitarias, de integración, rendimiento y seguridad.</w:t>
             </w:r>
           </w:p>
         </w:tc>
@@ -2276,13 +2281,29 @@
                 <w:sz w:val="18"/>
                 <w:szCs w:val="18"/>
               </w:rPr>
-              <w:t>Construir programas y rutinas de variada complejidad</w:t>
+              <w:t>Construir el modelo arquitectónico de una solución sistémica</w:t>
             </w:r>
           </w:p>
         </w:tc>
         <w:tc>
           <w:tcPr>
             <w:tcW w:w="1017" w:type="dxa"/>
+          </w:tcPr>
+          <w:p>
+            <w:pPr>
+              <w:jc w:val="center"/>
+              <w:rPr>
+                <w:b/>
+                <w:bCs/>
+                <w:sz w:val="18"/>
+                <w:szCs w:val="18"/>
+              </w:rPr>
+            </w:pPr>
+          </w:p>
+        </w:tc>
+        <w:tc>
+          <w:tcPr>
+            <w:tcW w:w="926" w:type="dxa"/>
           </w:tcPr>
           <w:p>
             <w:pPr>
@@ -2307,7 +2328,7 @@
         </w:tc>
         <w:tc>
           <w:tcPr>
-            <w:tcW w:w="926" w:type="dxa"/>
+            <w:tcW w:w="1055" w:type="dxa"/>
           </w:tcPr>
           <w:p>
             <w:pPr>
@@ -2323,7 +2344,7 @@
         </w:tc>
         <w:tc>
           <w:tcPr>
-            <w:tcW w:w="1055" w:type="dxa"/>
+            <w:tcW w:w="1187" w:type="dxa"/>
           </w:tcPr>
           <w:p>
             <w:pPr>
@@ -2339,7 +2360,7 @@
         </w:tc>
         <w:tc>
           <w:tcPr>
-            <w:tcW w:w="1187" w:type="dxa"/>
+            <w:tcW w:w="1250" w:type="dxa"/>
           </w:tcPr>
           <w:p>
             <w:pPr>
@@ -2355,7 +2376,7 @@
         </w:tc>
         <w:tc>
           <w:tcPr>
-            <w:tcW w:w="1250" w:type="dxa"/>
+            <w:tcW w:w="2557" w:type="dxa"/>
           </w:tcPr>
           <w:p>
             <w:pPr>
@@ -2367,22 +2388,6 @@
                 <w:szCs w:val="18"/>
               </w:rPr>
             </w:pPr>
-          </w:p>
-        </w:tc>
-        <w:tc>
-          <w:tcPr>
-            <w:tcW w:w="2557" w:type="dxa"/>
-          </w:tcPr>
-          <w:p>
-            <w:pPr>
-              <w:jc w:val="center"/>
-              <w:rPr>
-                <w:b/>
-                <w:bCs/>
-                <w:sz w:val="18"/>
-                <w:szCs w:val="18"/>
-              </w:rPr>
-            </w:pPr>
             <w:r>
               <w:rPr>
                 <w:b/>
@@ -2390,212 +2395,7 @@
                 <w:sz w:val="18"/>
                 <w:szCs w:val="18"/>
               </w:rPr>
-              <w:t xml:space="preserve">He desarrollado funcionalidades de distinta complejidad utilizando Python, Flask, JavaScript, Angular, </w:t>
-            </w:r>
-            <w:proofErr w:type="spellStart"/>
-            <w:r>
-              <w:rPr>
-                <w:b/>
-                <w:bCs/>
-                <w:sz w:val="18"/>
-                <w:szCs w:val="18"/>
-              </w:rPr>
-              <w:t>Ionic</w:t>
-            </w:r>
-            <w:proofErr w:type="spellEnd"/>
-            <w:r>
-              <w:rPr>
-                <w:b/>
-                <w:bCs/>
-                <w:sz w:val="18"/>
-                <w:szCs w:val="18"/>
-              </w:rPr>
-              <w:t xml:space="preserve">, </w:t>
-            </w:r>
-            <w:proofErr w:type="spellStart"/>
-            <w:r>
-              <w:rPr>
-                <w:b/>
-                <w:bCs/>
-                <w:sz w:val="18"/>
-                <w:szCs w:val="18"/>
-              </w:rPr>
-              <w:t>React</w:t>
-            </w:r>
-            <w:proofErr w:type="spellEnd"/>
-            <w:r>
-              <w:rPr>
-                <w:b/>
-                <w:bCs/>
-                <w:sz w:val="18"/>
-                <w:szCs w:val="18"/>
-              </w:rPr>
-              <w:t xml:space="preserve"> y SQL en diferentes proyectos académicos</w:t>
-            </w:r>
-          </w:p>
-        </w:tc>
-      </w:tr>
-      <w:tr>
-        <w:trPr>
-          <w:trHeight w:val="591"/>
-          <w:jc w:val="center"/>
-        </w:trPr>
-        <w:tc>
-          <w:tcPr>
-            <w:tcW w:w="1931" w:type="dxa"/>
-          </w:tcPr>
-          <w:p>
-            <w:pPr>
-              <w:jc w:val="center"/>
-              <w:rPr>
-                <w:b/>
-                <w:bCs/>
-                <w:sz w:val="18"/>
-                <w:szCs w:val="18"/>
-              </w:rPr>
-            </w:pPr>
-            <w:r>
-              <w:rPr>
-                <w:b/>
-                <w:bCs/>
-                <w:sz w:val="18"/>
-                <w:szCs w:val="18"/>
-              </w:rPr>
-              <w:t>Realizar pruebas de calidad</w:t>
-            </w:r>
-          </w:p>
-        </w:tc>
-        <w:tc>
-          <w:tcPr>
-            <w:tcW w:w="1017" w:type="dxa"/>
-          </w:tcPr>
-          <w:p>
-            <w:pPr>
-              <w:jc w:val="center"/>
-              <w:rPr>
-                <w:b/>
-                <w:bCs/>
-                <w:sz w:val="18"/>
-                <w:szCs w:val="18"/>
-              </w:rPr>
-            </w:pPr>
-          </w:p>
-        </w:tc>
-        <w:tc>
-          <w:tcPr>
-            <w:tcW w:w="926" w:type="dxa"/>
-          </w:tcPr>
-          <w:p>
-            <w:pPr>
-              <w:jc w:val="center"/>
-              <w:rPr>
-                <w:b/>
-                <w:bCs/>
-                <w:sz w:val="18"/>
-                <w:szCs w:val="18"/>
-              </w:rPr>
-            </w:pPr>
-          </w:p>
-        </w:tc>
-        <w:tc>
-          <w:tcPr>
-            <w:tcW w:w="1055" w:type="dxa"/>
-          </w:tcPr>
-          <w:p>
-            <w:pPr>
-              <w:jc w:val="center"/>
-              <w:rPr>
-                <w:b/>
-                <w:bCs/>
-                <w:sz w:val="18"/>
-                <w:szCs w:val="18"/>
-              </w:rPr>
-            </w:pPr>
-            <w:r>
-              <w:rPr>
-                <w:b/>
-                <w:bCs/>
-                <w:sz w:val="18"/>
-                <w:szCs w:val="18"/>
-              </w:rPr>
-              <w:t>x</w:t>
-            </w:r>
-          </w:p>
-        </w:tc>
-        <w:tc>
-          <w:tcPr>
-            <w:tcW w:w="1187" w:type="dxa"/>
-          </w:tcPr>
-          <w:p>
-            <w:pPr>
-              <w:jc w:val="center"/>
-              <w:rPr>
-                <w:b/>
-                <w:bCs/>
-                <w:sz w:val="18"/>
-                <w:szCs w:val="18"/>
-              </w:rPr>
-            </w:pPr>
-          </w:p>
-        </w:tc>
-        <w:tc>
-          <w:tcPr>
-            <w:tcW w:w="1250" w:type="dxa"/>
-          </w:tcPr>
-          <w:p>
-            <w:pPr>
-              <w:jc w:val="center"/>
-              <w:rPr>
-                <w:b/>
-                <w:bCs/>
-                <w:sz w:val="18"/>
-                <w:szCs w:val="18"/>
-              </w:rPr>
-            </w:pPr>
-          </w:p>
-        </w:tc>
-        <w:tc>
-          <w:tcPr>
-            <w:tcW w:w="2557" w:type="dxa"/>
-          </w:tcPr>
-          <w:p>
-            <w:pPr>
-              <w:jc w:val="center"/>
-              <w:rPr>
-                <w:b/>
-                <w:bCs/>
-                <w:sz w:val="18"/>
-                <w:szCs w:val="18"/>
-              </w:rPr>
-            </w:pPr>
-            <w:r>
-              <w:rPr>
-                <w:b/>
-                <w:bCs/>
-                <w:sz w:val="18"/>
-                <w:szCs w:val="18"/>
-              </w:rPr>
-              <w:t xml:space="preserve">He realizado pruebas y </w:t>
-            </w:r>
-            <w:proofErr w:type="spellStart"/>
-            <w:r>
-              <w:rPr>
-                <w:b/>
-                <w:bCs/>
-                <w:sz w:val="18"/>
-                <w:szCs w:val="18"/>
-              </w:rPr>
-              <w:t>debugging</w:t>
-            </w:r>
-            <w:proofErr w:type="spellEnd"/>
-            <w:r>
-              <w:rPr>
-                <w:b/>
-                <w:bCs/>
-                <w:sz w:val="18"/>
-                <w:szCs w:val="18"/>
-              </w:rPr>
-              <w:t xml:space="preserve"> en mis proyectos, pero aún necesito fortalecer las pruebas unitarias, de integración, rendimiento y seguridad.</w:t>
+              <w:t>He trabajado arquitecturas por capas en proyectos de ATAM y aplicado estos conocimientos en soluciones</w:t>
             </w:r>
           </w:p>
         </w:tc>
@@ -2626,30 +2426,13 @@
                 <w:sz w:val="18"/>
                 <w:szCs w:val="18"/>
               </w:rPr>
-              <w:lastRenderedPageBreak/>
-              <w:t>Construir el modelo arquitectónico de una solución sistémica</w:t>
+              <w:t>Implementar soluciones sistémicas integrales</w:t>
             </w:r>
           </w:p>
         </w:tc>
         <w:tc>
           <w:tcPr>
             <w:tcW w:w="1017" w:type="dxa"/>
-          </w:tcPr>
-          <w:p>
-            <w:pPr>
-              <w:jc w:val="center"/>
-              <w:rPr>
-                <w:b/>
-                <w:bCs/>
-                <w:sz w:val="18"/>
-                <w:szCs w:val="18"/>
-              </w:rPr>
-            </w:pPr>
-          </w:p>
-        </w:tc>
-        <w:tc>
-          <w:tcPr>
-            <w:tcW w:w="926" w:type="dxa"/>
           </w:tcPr>
           <w:p>
             <w:pPr>
@@ -2674,6 +2457,22 @@
         </w:tc>
         <w:tc>
           <w:tcPr>
+            <w:tcW w:w="926" w:type="dxa"/>
+          </w:tcPr>
+          <w:p>
+            <w:pPr>
+              <w:jc w:val="center"/>
+              <w:rPr>
+                <w:b/>
+                <w:bCs/>
+                <w:sz w:val="18"/>
+                <w:szCs w:val="18"/>
+              </w:rPr>
+            </w:pPr>
+          </w:p>
+        </w:tc>
+        <w:tc>
+          <w:tcPr>
             <w:tcW w:w="1055" w:type="dxa"/>
           </w:tcPr>
           <w:p>
@@ -2741,7 +2540,16 @@
                 <w:sz w:val="18"/>
                 <w:szCs w:val="18"/>
               </w:rPr>
-              <w:t>He trabajado arquitecturas por capas en proyectos de ATAM y aplicado estos conocimientos en soluciones</w:t>
+              <w:t xml:space="preserve">He </w:t>
+            </w:r>
+            <w:r>
+              <w:rPr>
+                <w:b/>
+                <w:bCs/>
+                <w:sz w:val="18"/>
+                <w:szCs w:val="18"/>
+              </w:rPr>
+              <w:t>trabajado sistemas donde intervienen múltiples partes</w:t>
             </w:r>
           </w:p>
         </w:tc>
@@ -2772,13 +2580,30 @@
                 <w:sz w:val="18"/>
                 <w:szCs w:val="18"/>
               </w:rPr>
-              <w:t>Implementar soluciones sistémicas integrales</w:t>
+              <w:lastRenderedPageBreak/>
+              <w:t>Gestionar proyectos informáticos</w:t>
             </w:r>
           </w:p>
         </w:tc>
         <w:tc>
           <w:tcPr>
             <w:tcW w:w="1017" w:type="dxa"/>
+          </w:tcPr>
+          <w:p>
+            <w:pPr>
+              <w:jc w:val="center"/>
+              <w:rPr>
+                <w:b/>
+                <w:bCs/>
+                <w:sz w:val="18"/>
+                <w:szCs w:val="18"/>
+              </w:rPr>
+            </w:pPr>
+          </w:p>
+        </w:tc>
+        <w:tc>
+          <w:tcPr>
+            <w:tcW w:w="926" w:type="dxa"/>
           </w:tcPr>
           <w:p>
             <w:pPr>
@@ -2803,321 +2628,6 @@
         </w:tc>
         <w:tc>
           <w:tcPr>
-            <w:tcW w:w="926" w:type="dxa"/>
-          </w:tcPr>
-          <w:p>
-            <w:pPr>
-              <w:jc w:val="center"/>
-              <w:rPr>
-                <w:b/>
-                <w:bCs/>
-                <w:sz w:val="18"/>
-                <w:szCs w:val="18"/>
-              </w:rPr>
-            </w:pPr>
-          </w:p>
-        </w:tc>
-        <w:tc>
-          <w:tcPr>
-            <w:tcW w:w="1055" w:type="dxa"/>
-          </w:tcPr>
-          <w:p>
-            <w:pPr>
-              <w:jc w:val="center"/>
-              <w:rPr>
-                <w:b/>
-                <w:bCs/>
-                <w:sz w:val="18"/>
-                <w:szCs w:val="18"/>
-              </w:rPr>
-            </w:pPr>
-          </w:p>
-        </w:tc>
-        <w:tc>
-          <w:tcPr>
-            <w:tcW w:w="1187" w:type="dxa"/>
-          </w:tcPr>
-          <w:p>
-            <w:pPr>
-              <w:jc w:val="center"/>
-              <w:rPr>
-                <w:b/>
-                <w:bCs/>
-                <w:sz w:val="18"/>
-                <w:szCs w:val="18"/>
-              </w:rPr>
-            </w:pPr>
-          </w:p>
-        </w:tc>
-        <w:tc>
-          <w:tcPr>
-            <w:tcW w:w="1250" w:type="dxa"/>
-          </w:tcPr>
-          <w:p>
-            <w:pPr>
-              <w:jc w:val="center"/>
-              <w:rPr>
-                <w:b/>
-                <w:bCs/>
-                <w:sz w:val="18"/>
-                <w:szCs w:val="18"/>
-              </w:rPr>
-            </w:pPr>
-          </w:p>
-        </w:tc>
-        <w:tc>
-          <w:tcPr>
-            <w:tcW w:w="2557" w:type="dxa"/>
-          </w:tcPr>
-          <w:p>
-            <w:pPr>
-              <w:jc w:val="center"/>
-              <w:rPr>
-                <w:b/>
-                <w:bCs/>
-                <w:sz w:val="18"/>
-                <w:szCs w:val="18"/>
-              </w:rPr>
-            </w:pPr>
-            <w:r>
-              <w:rPr>
-                <w:b/>
-                <w:bCs/>
-                <w:sz w:val="18"/>
-                <w:szCs w:val="18"/>
-              </w:rPr>
-              <w:t xml:space="preserve">He </w:t>
-            </w:r>
-            <w:r>
-              <w:rPr>
-                <w:b/>
-                <w:bCs/>
-                <w:sz w:val="18"/>
-                <w:szCs w:val="18"/>
-              </w:rPr>
-              <w:t>trabajado sistemas donde intervienen múltiples partes</w:t>
-            </w:r>
-          </w:p>
-        </w:tc>
-      </w:tr>
-      <w:tr>
-        <w:trPr>
-          <w:trHeight w:val="576"/>
-          <w:jc w:val="center"/>
-        </w:trPr>
-        <w:tc>
-          <w:tcPr>
-            <w:tcW w:w="1931" w:type="dxa"/>
-          </w:tcPr>
-          <w:p>
-            <w:pPr>
-              <w:jc w:val="center"/>
-              <w:rPr>
-                <w:b/>
-                <w:bCs/>
-                <w:sz w:val="18"/>
-                <w:szCs w:val="18"/>
-              </w:rPr>
-            </w:pPr>
-            <w:r>
-              <w:rPr>
-                <w:b/>
-                <w:bCs/>
-                <w:sz w:val="18"/>
-                <w:szCs w:val="18"/>
-              </w:rPr>
-              <w:t>Resolver vulnerabilidades sistémicas</w:t>
-            </w:r>
-          </w:p>
-        </w:tc>
-        <w:tc>
-          <w:tcPr>
-            <w:tcW w:w="1017" w:type="dxa"/>
-          </w:tcPr>
-          <w:p>
-            <w:pPr>
-              <w:jc w:val="center"/>
-              <w:rPr>
-                <w:b/>
-                <w:bCs/>
-                <w:sz w:val="18"/>
-                <w:szCs w:val="18"/>
-              </w:rPr>
-            </w:pPr>
-          </w:p>
-        </w:tc>
-        <w:tc>
-          <w:tcPr>
-            <w:tcW w:w="926" w:type="dxa"/>
-          </w:tcPr>
-          <w:p>
-            <w:pPr>
-              <w:jc w:val="center"/>
-              <w:rPr>
-                <w:b/>
-                <w:bCs/>
-                <w:sz w:val="18"/>
-                <w:szCs w:val="18"/>
-              </w:rPr>
-            </w:pPr>
-          </w:p>
-        </w:tc>
-        <w:tc>
-          <w:tcPr>
-            <w:tcW w:w="1055" w:type="dxa"/>
-          </w:tcPr>
-          <w:p>
-            <w:pPr>
-              <w:jc w:val="center"/>
-              <w:rPr>
-                <w:b/>
-                <w:bCs/>
-                <w:sz w:val="18"/>
-                <w:szCs w:val="18"/>
-              </w:rPr>
-            </w:pPr>
-            <w:r>
-              <w:rPr>
-                <w:b/>
-                <w:bCs/>
-                <w:sz w:val="18"/>
-                <w:szCs w:val="18"/>
-              </w:rPr>
-              <w:t>x</w:t>
-            </w:r>
-          </w:p>
-        </w:tc>
-        <w:tc>
-          <w:tcPr>
-            <w:tcW w:w="1187" w:type="dxa"/>
-          </w:tcPr>
-          <w:p>
-            <w:pPr>
-              <w:jc w:val="center"/>
-              <w:rPr>
-                <w:b/>
-                <w:bCs/>
-                <w:sz w:val="18"/>
-                <w:szCs w:val="18"/>
-              </w:rPr>
-            </w:pPr>
-          </w:p>
-        </w:tc>
-        <w:tc>
-          <w:tcPr>
-            <w:tcW w:w="1250" w:type="dxa"/>
-          </w:tcPr>
-          <w:p>
-            <w:pPr>
-              <w:jc w:val="center"/>
-              <w:rPr>
-                <w:b/>
-                <w:bCs/>
-                <w:sz w:val="18"/>
-                <w:szCs w:val="18"/>
-              </w:rPr>
-            </w:pPr>
-          </w:p>
-        </w:tc>
-        <w:tc>
-          <w:tcPr>
-            <w:tcW w:w="2557" w:type="dxa"/>
-          </w:tcPr>
-          <w:p>
-            <w:pPr>
-              <w:jc w:val="center"/>
-              <w:rPr>
-                <w:b/>
-                <w:bCs/>
-                <w:sz w:val="18"/>
-                <w:szCs w:val="18"/>
-              </w:rPr>
-            </w:pPr>
-            <w:r>
-              <w:rPr>
-                <w:b/>
-                <w:bCs/>
-                <w:sz w:val="18"/>
-                <w:szCs w:val="18"/>
-              </w:rPr>
-              <w:t>Tengo conocimientos básicos de seguridad y autenticación, pero necesito fortalecer el análisis de vulnerabilidades y las pruebas de seguridad.</w:t>
-            </w:r>
-          </w:p>
-        </w:tc>
-      </w:tr>
-      <w:tr>
-        <w:trPr>
-          <w:trHeight w:val="576"/>
-          <w:jc w:val="center"/>
-        </w:trPr>
-        <w:tc>
-          <w:tcPr>
-            <w:tcW w:w="1931" w:type="dxa"/>
-          </w:tcPr>
-          <w:p>
-            <w:pPr>
-              <w:jc w:val="center"/>
-              <w:rPr>
-                <w:b/>
-                <w:bCs/>
-                <w:sz w:val="18"/>
-                <w:szCs w:val="18"/>
-              </w:rPr>
-            </w:pPr>
-            <w:r>
-              <w:rPr>
-                <w:b/>
-                <w:bCs/>
-                <w:sz w:val="18"/>
-                <w:szCs w:val="18"/>
-              </w:rPr>
-              <w:t>Gestionar proyectos informáticos</w:t>
-            </w:r>
-          </w:p>
-        </w:tc>
-        <w:tc>
-          <w:tcPr>
-            <w:tcW w:w="1017" w:type="dxa"/>
-          </w:tcPr>
-          <w:p>
-            <w:pPr>
-              <w:jc w:val="center"/>
-              <w:rPr>
-                <w:b/>
-                <w:bCs/>
-                <w:sz w:val="18"/>
-                <w:szCs w:val="18"/>
-              </w:rPr>
-            </w:pPr>
-          </w:p>
-        </w:tc>
-        <w:tc>
-          <w:tcPr>
-            <w:tcW w:w="926" w:type="dxa"/>
-          </w:tcPr>
-          <w:p>
-            <w:pPr>
-              <w:jc w:val="center"/>
-              <w:rPr>
-                <w:b/>
-                <w:bCs/>
-                <w:sz w:val="18"/>
-                <w:szCs w:val="18"/>
-              </w:rPr>
-            </w:pPr>
-            <w:r>
-              <w:rPr>
-                <w:b/>
-                <w:bCs/>
-                <w:sz w:val="18"/>
-                <w:szCs w:val="18"/>
-              </w:rPr>
-              <w:t>x</w:t>
-            </w:r>
-          </w:p>
-        </w:tc>
-        <w:tc>
-          <w:tcPr>
             <w:tcW w:w="1055" w:type="dxa"/>
           </w:tcPr>
           <w:p>
@@ -3198,327 +2708,6 @@
                 <w:szCs w:val="18"/>
               </w:rPr>
             </w:pPr>
-          </w:p>
-        </w:tc>
-      </w:tr>
-      <w:tr>
-        <w:trPr>
-          <w:trHeight w:val="576"/>
-          <w:jc w:val="center"/>
-        </w:trPr>
-        <w:tc>
-          <w:tcPr>
-            <w:tcW w:w="1931" w:type="dxa"/>
-          </w:tcPr>
-          <w:p>
-            <w:pPr>
-              <w:jc w:val="center"/>
-              <w:rPr>
-                <w:b/>
-                <w:bCs/>
-                <w:sz w:val="18"/>
-                <w:szCs w:val="18"/>
-              </w:rPr>
-            </w:pPr>
-            <w:r>
-              <w:rPr>
-                <w:b/>
-                <w:bCs/>
-                <w:sz w:val="18"/>
-                <w:szCs w:val="18"/>
-              </w:rPr>
-              <w:t>Resolver situaciones problemáticas</w:t>
-            </w:r>
-          </w:p>
-        </w:tc>
-        <w:tc>
-          <w:tcPr>
-            <w:tcW w:w="1017" w:type="dxa"/>
-          </w:tcPr>
-          <w:p>
-            <w:pPr>
-              <w:jc w:val="center"/>
-              <w:rPr>
-                <w:b/>
-                <w:bCs/>
-                <w:sz w:val="18"/>
-                <w:szCs w:val="18"/>
-              </w:rPr>
-            </w:pPr>
-          </w:p>
-        </w:tc>
-        <w:tc>
-          <w:tcPr>
-            <w:tcW w:w="926" w:type="dxa"/>
-          </w:tcPr>
-          <w:p>
-            <w:pPr>
-              <w:jc w:val="center"/>
-              <w:rPr>
-                <w:b/>
-                <w:bCs/>
-                <w:sz w:val="18"/>
-                <w:szCs w:val="18"/>
-              </w:rPr>
-            </w:pPr>
-          </w:p>
-        </w:tc>
-        <w:tc>
-          <w:tcPr>
-            <w:tcW w:w="1055" w:type="dxa"/>
-          </w:tcPr>
-          <w:p>
-            <w:pPr>
-              <w:jc w:val="center"/>
-              <w:rPr>
-                <w:b/>
-                <w:bCs/>
-                <w:sz w:val="18"/>
-                <w:szCs w:val="18"/>
-              </w:rPr>
-            </w:pPr>
-            <w:r>
-              <w:rPr>
-                <w:b/>
-                <w:bCs/>
-                <w:sz w:val="18"/>
-                <w:szCs w:val="18"/>
-              </w:rPr>
-              <w:t>x</w:t>
-            </w:r>
-          </w:p>
-        </w:tc>
-        <w:tc>
-          <w:tcPr>
-            <w:tcW w:w="1187" w:type="dxa"/>
-          </w:tcPr>
-          <w:p>
-            <w:pPr>
-              <w:jc w:val="center"/>
-              <w:rPr>
-                <w:b/>
-                <w:bCs/>
-                <w:sz w:val="18"/>
-                <w:szCs w:val="18"/>
-              </w:rPr>
-            </w:pPr>
-          </w:p>
-        </w:tc>
-        <w:tc>
-          <w:tcPr>
-            <w:tcW w:w="1250" w:type="dxa"/>
-          </w:tcPr>
-          <w:p>
-            <w:pPr>
-              <w:jc w:val="center"/>
-              <w:rPr>
-                <w:b/>
-                <w:bCs/>
-                <w:sz w:val="18"/>
-                <w:szCs w:val="18"/>
-              </w:rPr>
-            </w:pPr>
-          </w:p>
-        </w:tc>
-        <w:tc>
-          <w:tcPr>
-            <w:tcW w:w="2557" w:type="dxa"/>
-          </w:tcPr>
-          <w:p>
-            <w:pPr>
-              <w:jc w:val="center"/>
-              <w:rPr>
-                <w:b/>
-                <w:bCs/>
-                <w:sz w:val="18"/>
-                <w:szCs w:val="18"/>
-              </w:rPr>
-            </w:pPr>
-            <w:r>
-              <w:rPr>
-                <w:b/>
-                <w:bCs/>
-                <w:sz w:val="18"/>
-                <w:szCs w:val="18"/>
-              </w:rPr>
-              <w:t>He aplicado cálculos, porcentajes, proporciones y lógica matemática en distintos trabajos y proyectos de programación.</w:t>
-            </w:r>
-          </w:p>
-        </w:tc>
-      </w:tr>
-      <w:tr>
-        <w:trPr>
-          <w:trHeight w:val="576"/>
-          <w:jc w:val="center"/>
-        </w:trPr>
-        <w:tc>
-          <w:tcPr>
-            <w:tcW w:w="1931" w:type="dxa"/>
-          </w:tcPr>
-          <w:p>
-            <w:pPr>
-              <w:jc w:val="center"/>
-              <w:rPr>
-                <w:b/>
-                <w:bCs/>
-                <w:sz w:val="18"/>
-                <w:szCs w:val="18"/>
-              </w:rPr>
-            </w:pPr>
-            <w:r>
-              <w:rPr>
-                <w:b/>
-                <w:bCs/>
-                <w:sz w:val="18"/>
-                <w:szCs w:val="18"/>
-              </w:rPr>
-              <w:t>Resolver situaciones problemáticas utilizando elementos de estadística descriptiva</w:t>
-            </w:r>
-          </w:p>
-        </w:tc>
-        <w:tc>
-          <w:tcPr>
-            <w:tcW w:w="1017" w:type="dxa"/>
-          </w:tcPr>
-          <w:p>
-            <w:pPr>
-              <w:jc w:val="center"/>
-              <w:rPr>
-                <w:b/>
-                <w:bCs/>
-                <w:sz w:val="18"/>
-                <w:szCs w:val="18"/>
-              </w:rPr>
-            </w:pPr>
-          </w:p>
-        </w:tc>
-        <w:tc>
-          <w:tcPr>
-            <w:tcW w:w="926" w:type="dxa"/>
-          </w:tcPr>
-          <w:p>
-            <w:pPr>
-              <w:jc w:val="center"/>
-              <w:rPr>
-                <w:b/>
-                <w:bCs/>
-                <w:sz w:val="18"/>
-                <w:szCs w:val="18"/>
-              </w:rPr>
-            </w:pPr>
-          </w:p>
-        </w:tc>
-        <w:tc>
-          <w:tcPr>
-            <w:tcW w:w="1055" w:type="dxa"/>
-          </w:tcPr>
-          <w:p>
-            <w:pPr>
-              <w:jc w:val="center"/>
-              <w:rPr>
-                <w:b/>
-                <w:bCs/>
-                <w:sz w:val="18"/>
-                <w:szCs w:val="18"/>
-              </w:rPr>
-            </w:pPr>
-            <w:r>
-              <w:rPr>
-                <w:b/>
-                <w:bCs/>
-                <w:sz w:val="18"/>
-                <w:szCs w:val="18"/>
-              </w:rPr>
-              <w:t>x</w:t>
-            </w:r>
-          </w:p>
-        </w:tc>
-        <w:tc>
-          <w:tcPr>
-            <w:tcW w:w="1187" w:type="dxa"/>
-          </w:tcPr>
-          <w:p>
-            <w:pPr>
-              <w:jc w:val="center"/>
-              <w:rPr>
-                <w:b/>
-                <w:bCs/>
-                <w:sz w:val="18"/>
-                <w:szCs w:val="18"/>
-              </w:rPr>
-            </w:pPr>
-          </w:p>
-        </w:tc>
-        <w:tc>
-          <w:tcPr>
-            <w:tcW w:w="1250" w:type="dxa"/>
-          </w:tcPr>
-          <w:p>
-            <w:pPr>
-              <w:jc w:val="center"/>
-              <w:rPr>
-                <w:b/>
-                <w:bCs/>
-                <w:sz w:val="18"/>
-                <w:szCs w:val="18"/>
-              </w:rPr>
-            </w:pPr>
-          </w:p>
-        </w:tc>
-        <w:tc>
-          <w:tcPr>
-            <w:tcW w:w="2557" w:type="dxa"/>
-          </w:tcPr>
-          <w:p>
-            <w:pPr>
-              <w:jc w:val="center"/>
-              <w:rPr>
-                <w:b/>
-                <w:bCs/>
-                <w:sz w:val="18"/>
-                <w:szCs w:val="18"/>
-              </w:rPr>
-            </w:pPr>
-            <w:r>
-              <w:rPr>
-                <w:b/>
-                <w:bCs/>
-                <w:sz w:val="18"/>
-                <w:szCs w:val="18"/>
-              </w:rPr>
-              <w:t xml:space="preserve">He realizado análisis de datos utilizando correlaciones, histogramas, </w:t>
-            </w:r>
-            <w:proofErr w:type="spellStart"/>
-            <w:r>
-              <w:rPr>
-                <w:b/>
-                <w:bCs/>
-                <w:sz w:val="18"/>
-                <w:szCs w:val="18"/>
-              </w:rPr>
-              <w:t>boxplots</w:t>
-            </w:r>
-            <w:proofErr w:type="spellEnd"/>
-            <w:r>
-              <w:rPr>
-                <w:b/>
-                <w:bCs/>
-                <w:sz w:val="18"/>
-                <w:szCs w:val="18"/>
-              </w:rPr>
-              <w:t xml:space="preserve"> y regresión en </w:t>
-            </w:r>
-            <w:proofErr w:type="spellStart"/>
-            <w:r>
-              <w:rPr>
-                <w:b/>
-                <w:bCs/>
-                <w:sz w:val="18"/>
-                <w:szCs w:val="18"/>
-              </w:rPr>
-              <w:t>datasets</w:t>
-            </w:r>
-            <w:proofErr w:type="spellEnd"/>
           </w:p>
         </w:tc>
       </w:tr>
@@ -10095,6 +9284,7 @@
   <w:style w:type="character" w:default="1" w:styleId="Fuentedeprrafopredeter">
     <w:name w:val="Default Paragraph Font"/>
     <w:uiPriority w:val="1"/>
+    <w:semiHidden/>
     <w:unhideWhenUsed/>
   </w:style>
   <w:style w:type="table" w:default="1" w:styleId="Tablanormal">
@@ -11399,21 +10589,6 @@
 </file>
 
 <file path=customXml/item2.xml><?xml version="1.0" encoding="utf-8"?>
-<?mso-contentType ?>
-<FormTemplates xmlns="http://schemas.microsoft.com/sharepoint/v3/contenttype/forms">
-  <Display>DocumentLibraryForm</Display>
-  <Edit>DocumentLibraryForm</Edit>
-  <New>DocumentLibraryForm</New>
-</FormTemplates>
-</file>
-
-<file path=customXml/item3.xml><?xml version="1.0" encoding="utf-8"?>
-<p:properties xmlns:p="http://schemas.microsoft.com/office/2006/metadata/properties" xmlns:xsi="http://www.w3.org/2001/XMLSchema-instance" xmlns:pc="http://schemas.microsoft.com/office/infopath/2007/PartnerControls">
-  <documentManagement/>
-</p:properties>
-</file>
-
-<file path=customXml/item4.xml><?xml version="1.0" encoding="utf-8"?>
 <ct:contentTypeSchema xmlns:ct="http://schemas.microsoft.com/office/2006/metadata/contentType" xmlns:ma="http://schemas.microsoft.com/office/2006/metadata/properties/metaAttributes" ct:_="" ma:_="" ma:contentTypeName="Documento" ma:contentTypeID="0x010100E96778489EE7714D8BD12CC105EB918B" ma:contentTypeVersion="2" ma:contentTypeDescription="Crear nuevo documento." ma:contentTypeScope="" ma:versionID="416c5c7ae9b5d54d83875cd3c65194e3">
   <xsd:schema xmlns:xsd="http://www.w3.org/2001/XMLSchema" xmlns:xs="http://www.w3.org/2001/XMLSchema" xmlns:p="http://schemas.microsoft.com/office/2006/metadata/properties" xmlns:ns2="126e8a1c-9ea9-435a-ac89-d06c80d62e30" targetNamespace="http://schemas.microsoft.com/office/2006/metadata/properties" ma:root="true" ma:fieldsID="70a237c842677bd850644f8595079f5e" ns2:_="">
     <xsd:import namespace="126e8a1c-9ea9-435a-ac89-d06c80d62e30"/>
@@ -11545,6 +10720,21 @@
 </ct:contentTypeSchema>
 </file>
 
+<file path=customXml/item3.xml><?xml version="1.0" encoding="utf-8"?>
+<p:properties xmlns:p="http://schemas.microsoft.com/office/2006/metadata/properties" xmlns:xsi="http://www.w3.org/2001/XMLSchema-instance" xmlns:pc="http://schemas.microsoft.com/office/infopath/2007/PartnerControls">
+  <documentManagement/>
+</p:properties>
+</file>
+
+<file path=customXml/item4.xml><?xml version="1.0" encoding="utf-8"?>
+<?mso-contentType ?>
+<FormTemplates xmlns="http://schemas.microsoft.com/sharepoint/v3/contenttype/forms">
+  <Display>DocumentLibraryForm</Display>
+  <Edit>DocumentLibraryForm</Edit>
+  <New>DocumentLibraryForm</New>
+</FormTemplates>
+</file>
+
 <file path=customXml/itemProps1.xml><?xml version="1.0" encoding="utf-8"?>
 <ds:datastoreItem xmlns:ds="http://schemas.openxmlformats.org/officeDocument/2006/customXml" ds:itemID="{6E8A10B9-B765-4F0B-A47F-7CB788CD8F65}">
   <ds:schemaRefs>
@@ -11554,23 +10744,6 @@
 </file>
 
 <file path=customXml/itemProps2.xml><?xml version="1.0" encoding="utf-8"?>
-<ds:datastoreItem xmlns:ds="http://schemas.openxmlformats.org/officeDocument/2006/customXml" ds:itemID="{DABAA964-10BA-4DBC-ABF2-CDEAC0FAF7AA}">
-  <ds:schemaRefs>
-    <ds:schemaRef ds:uri="http://schemas.microsoft.com/sharepoint/v3/contenttype/forms"/>
-  </ds:schemaRefs>
-</ds:datastoreItem>
-</file>
-
-<file path=customXml/itemProps3.xml><?xml version="1.0" encoding="utf-8"?>
-<ds:datastoreItem xmlns:ds="http://schemas.openxmlformats.org/officeDocument/2006/customXml" ds:itemID="{5F1783E3-BA1C-4CA3-8E32-C9B378BBED03}">
-  <ds:schemaRefs>
-    <ds:schemaRef ds:uri="http://schemas.microsoft.com/office/2006/metadata/properties"/>
-    <ds:schemaRef ds:uri="http://schemas.microsoft.com/office/infopath/2007/PartnerControls"/>
-  </ds:schemaRefs>
-</ds:datastoreItem>
-</file>
-
-<file path=customXml/itemProps4.xml><?xml version="1.0" encoding="utf-8"?>
 <ds:datastoreItem xmlns:ds="http://schemas.openxmlformats.org/officeDocument/2006/customXml" ds:itemID="{767CD2D5-7A6C-47C3-9B54-C4225C74DD0B}">
   <ds:schemaRefs>
     <ds:schemaRef ds:uri="http://schemas.microsoft.com/office/2006/metadata/contentType"/>
@@ -11586,4 +10759,21 @@
     <ds:schemaRef ds:uri="http://schemas.microsoft.com/internal/obd"/>
   </ds:schemaRefs>
 </ds:datastoreItem>
+</file>
+
+<file path=customXml/itemProps3.xml><?xml version="1.0" encoding="utf-8"?>
+<ds:datastoreItem xmlns:ds="http://schemas.openxmlformats.org/officeDocument/2006/customXml" ds:itemID="{5F1783E3-BA1C-4CA3-8E32-C9B378BBED03}">
+  <ds:schemaRefs>
+    <ds:schemaRef ds:uri="http://schemas.microsoft.com/office/2006/metadata/properties"/>
+    <ds:schemaRef ds:uri="http://schemas.microsoft.com/office/infopath/2007/PartnerControls"/>
+  </ds:schemaRefs>
+</ds:datastoreItem>
+</file>
+
+<file path=customXml/itemProps4.xml><?xml version="1.0" encoding="utf-8"?>
+<ds:datastoreItem xmlns:ds="http://schemas.openxmlformats.org/officeDocument/2006/customXml" ds:itemID="{DABAA964-10BA-4DBC-ABF2-CDEAC0FAF7AA}">
+  <ds:schemaRefs>
+    <ds:schemaRef ds:uri="http://schemas.microsoft.com/sharepoint/v3/contenttype/forms"/>
+  </ds:schemaRefs>
+</ds:datastoreItem>
 </file>